--- a/PF/docs/PF_Web.docx
+++ b/PF/docs/PF_Web.docx
@@ -3370,12 +3370,14 @@
       <w:r>
         <w:t xml:space="preserve">se puede observar, aparte de archivos para el funcionamiento general del proyecto (los packages, el index, el archivo </w:t>
       </w:r>
+      <w:proofErr w:type="gramStart"/>
       <w:r>
         <w:t>“</w:t>
       </w:r>
       <w:r>
         <w:t>.gitignore</w:t>
       </w:r>
+      <w:proofErr w:type="gramEnd"/>
       <w:r>
         <w:t>”</w:t>
       </w:r>
@@ -4335,7 +4337,15 @@
     </w:p>
     <w:p>
       <w:r>
-        <w:t>Por el otro lado tenemos las tablas de reservas los cuales son los nombre_grupo, fecha y habitación, que sirve para ver quién hizo la reserva, cuándo será y en donde será.</w:t>
+        <w:t xml:space="preserve">Por el otro lado tenemos las tablas de reservas los cuales son </w:t>
+      </w:r>
+      <w:proofErr w:type="gramStart"/>
+      <w:r>
+        <w:t>los nombre</w:t>
+      </w:r>
+      <w:proofErr w:type="gramEnd"/>
+      <w:r>
+        <w:t>_grupo, fecha y habitación, que sirve para ver quién hizo la reserva, cuándo será y en donde será.</w:t>
       </w:r>
     </w:p>
     <w:p>
@@ -6836,29 +6846,17 @@
         </w:drawing>
       </w:r>
       <w:r>
-        <w:t xml:space="preserve">Uhh… Romperé mi profesionalismo para ser honesto, este diseño fue rápido y poco específico, ya que este no es un proyecto 100% de mi interés. Pero bueno, simplemente </w:t>
-      </w:r>
-      <w:r>
-        <w:t>quedémonos con</w:t>
-      </w:r>
-      <w:r>
-        <w:t xml:space="preserve"> las especificaciones comunes de todo lo que se dab</w:t>
-      </w:r>
-      <w:r>
-        <w:t>a.</w:t>
+        <w:t>El objetivo del diseño del proyecto es ser lo más visualmente entendible posible. Este diseño permitiría a los trabajadores a poder utilizar el programa de tal forma que no sea confusa y que su lectura sea lo mejor posible</w:t>
       </w:r>
     </w:p>
     <w:p>
       <w:r>
-        <w:t xml:space="preserve">En esta ilustración podemos observar mi flojera a la hora de hacer diseños cuando el proyecto no es 100% importante. Decidí hacer un sistema funcional y simple sobre un sistema bonito y visualmente apelante. </w:t>
+        <w:t>La siguiente ilustración muestra lo simplista que es el diseño como tal de la página de inicio. Este vistazo es simple y fácil de usar.</w:t>
       </w:r>
     </w:p>
     <w:p>
       <w:r>
-        <w:t>Si tuviera que trabajar esto el diseño puede ser 100%</w:t>
-      </w:r>
-      <w:r>
-        <w:t xml:space="preserve"> diferente</w:t>
+        <w:t>En caso de requerir algún conjunto de diseño más específico, se cambiaría el programa.</w:t>
       </w:r>
     </w:p>
     <w:p>
@@ -7013,7 +7011,7 @@
           <w:noProof/>
         </w:rPr>
         <w:drawing>
-          <wp:anchor distT="0" distB="0" distL="114300" distR="114300" simplePos="0" relativeHeight="251712512" behindDoc="0" locked="0" layoutInCell="1" allowOverlap="1" wp14:anchorId="36C78C86" wp14:editId="217A1315">
+          <wp:anchor distT="0" distB="0" distL="114300" distR="114300" simplePos="0" relativeHeight="251712512" behindDoc="0" locked="0" layoutInCell="1" allowOverlap="1" wp14:anchorId="36C78C86" wp14:editId="0447B352">
             <wp:simplePos x="0" y="0"/>
             <wp:positionH relativeFrom="column">
               <wp:posOffset>78105</wp:posOffset>
@@ -7159,7 +7157,15 @@
                               <w:fldChar w:fldCharType="end"/>
                             </w:r>
                             <w:r>
-                              <w:t>. submitDelete()</w:t>
+                              <w:t xml:space="preserve">. </w:t>
+                            </w:r>
+                            <w:proofErr w:type="gramStart"/>
+                            <w:r>
+                              <w:t>submitDelete(</w:t>
+                            </w:r>
+                            <w:proofErr w:type="gramEnd"/>
+                            <w:r>
+                              <w:t>)</w:t>
                             </w:r>
                             <w:bookmarkEnd w:id="52"/>
                           </w:p>
@@ -7209,7 +7215,15 @@
                         <w:fldChar w:fldCharType="end"/>
                       </w:r>
                       <w:r>
-                        <w:t>. submitDelete()</w:t>
+                        <w:t xml:space="preserve">. </w:t>
+                      </w:r>
+                      <w:proofErr w:type="gramStart"/>
+                      <w:r>
+                        <w:t>submitDelete(</w:t>
+                      </w:r>
+                      <w:proofErr w:type="gramEnd"/>
+                      <w:r>
+                        <w:t>)</w:t>
                       </w:r>
                       <w:bookmarkEnd w:id="53"/>
                     </w:p>
@@ -7276,7 +7290,13 @@
         </w:drawing>
       </w:r>
       <w:r>
-        <w:t>A continuación se mostrarán unos ejemplos dentro de la página:</w:t>
+        <w:t xml:space="preserve">A </w:t>
+      </w:r>
+      <w:r>
+        <w:t>continuación,</w:t>
+      </w:r>
+      <w:r>
+        <w:t xml:space="preserve"> se mostrarán unos ejemplos dentro de la página:</w:t>
       </w:r>
     </w:p>
     <w:p>
@@ -7357,7 +7377,15 @@
                               <w:fldChar w:fldCharType="end"/>
                             </w:r>
                             <w:r>
-                              <w:t>. LoginRaR()</w:t>
+                              <w:t xml:space="preserve">. </w:t>
+                            </w:r>
+                            <w:proofErr w:type="gramStart"/>
+                            <w:r>
+                              <w:t>LoginRaR(</w:t>
+                            </w:r>
+                            <w:proofErr w:type="gramEnd"/>
+                            <w:r>
+                              <w:t>)</w:t>
                             </w:r>
                             <w:bookmarkEnd w:id="54"/>
                           </w:p>
@@ -7407,7 +7435,15 @@
                         <w:fldChar w:fldCharType="end"/>
                       </w:r>
                       <w:r>
-                        <w:t>. LoginRaR()</w:t>
+                        <w:t xml:space="preserve">. </w:t>
+                      </w:r>
+                      <w:proofErr w:type="gramStart"/>
+                      <w:r>
+                        <w:t>LoginRaR(</w:t>
+                      </w:r>
+                      <w:proofErr w:type="gramEnd"/>
+                      <w:r>
+                        <w:t>)</w:t>
                       </w:r>
                       <w:bookmarkEnd w:id="55"/>
                     </w:p>
@@ -7501,16 +7537,6 @@
     <w:p>
       <w:r>
         <w:t>En este link se encuentra la página de páginas web, para poder ver el proyecto, entra en la carpeta de PF.</w:t>
-      </w:r>
-    </w:p>
-    <w:p>
-      <w:r>
-        <w:t>Honestamente ya se puede descansar, son las 9:30 pm y ando haciendo este documento porque tenía el código completo antes del documento :skull:</w:t>
-      </w:r>
-    </w:p>
-    <w:p>
-      <w:r>
-        <w:t>Espero que esto no quede muy confuso…</w:t>
       </w:r>
       <w:r>
         <w:t xml:space="preserve"> </w:t>
